--- a/NhiemVu_1.2_Notepad/Nhiệm vụ 1.2.docx
+++ b/NhiemVu_1.2_Notepad/Nhiệm vụ 1.2.docx
@@ -1,6 +1,6 @@
 
 <file path=word/document.xml><?xml version="1.0" encoding="utf-8"?>
-<w:document xmlns:wpc="http://schemas.microsoft.com/office/word/2010/wordprocessingCanvas" xmlns:cx="http://schemas.microsoft.com/office/drawing/2014/chartex" xmlns:cx1="http://schemas.microsoft.com/office/drawing/2015/9/8/chartex" xmlns:cx2="http://schemas.microsoft.com/office/drawing/2015/10/21/chartex" xmlns:cx3="http://schemas.microsoft.com/office/drawing/2016/5/9/chartex" xmlns:cx4="http://schemas.microsoft.com/office/drawing/2016/5/10/chartex" xmlns:cx5="http://schemas.microsoft.com/office/drawing/2016/5/11/chartex" xmlns:cx6="http://schemas.microsoft.com/office/drawing/2016/5/12/chartex" xmlns:cx7="http://schemas.microsoft.com/office/drawing/2016/5/13/chartex" xmlns:cx8="http://schemas.microsoft.com/office/drawing/2016/5/14/chartex" xmlns:mc="http://schemas.openxmlformats.org/markup-compatibility/2006" xmlns:aink="http://schemas.microsoft.com/office/drawing/2016/ink" xmlns:am3d="http://schemas.microsoft.com/office/drawing/2017/model3d" xmlns:o="urn:schemas-microsoft-com:office:office" xmlns:oel="http://schemas.microsoft.com/office/2019/extlst" xmlns:r="http://schemas.openxmlformats.org/officeDocument/2006/relationships" xmlns:m="http://schemas.openxmlformats.org/officeDocument/2006/math" xmlns:v="urn:schemas-microsoft-com:vml" xmlns:wp14="http://schemas.microsoft.com/office/word/2010/wordprocessingDrawing" xmlns:wp="http://schemas.openxmlformats.org/drawingml/2006/wordprocessingDrawing" xmlns:w10="urn:schemas-microsoft-com:office:word" xmlns:w="http://schemas.openxmlformats.org/wordprocessingml/2006/main" xmlns:w14="http://schemas.microsoft.com/office/word/2010/wordml" xmlns:w15="http://schemas.microsoft.com/office/word/2012/wordml" xmlns:w16cex="http://schemas.microsoft.com/office/word/2018/wordml/cex" xmlns:w16cid="http://schemas.microsoft.com/office/word/2016/wordml/cid" xmlns:w16="http://schemas.microsoft.com/office/word/2018/wordml" xmlns:w16du="http://schemas.microsoft.com/office/word/2023/wordml/word16du" xmlns:w16sdtdh="http://schemas.microsoft.com/office/word/2020/wordml/sdtdatahash" xmlns:w16sdtfl="http://schemas.microsoft.com/office/word/2024/wordml/sdtformatlock" xmlns:w16se="http://schemas.microsoft.com/office/word/2015/wordml/symex" xmlns:wpg="http://schemas.microsoft.com/office/word/2010/wordprocessingGroup" xmlns:wpi="http://schemas.microsoft.com/office/word/2010/wordprocessingInk" xmlns:wne="http://schemas.microsoft.com/office/word/2006/wordml" xmlns:wps="http://schemas.microsoft.com/office/word/2010/wordprocessingShape" mc:Ignorable="w14 w15 w16se w16cid w16 w16cex w16sdtdh w16sdtfl w16du wp14">
+<w:document xmlns:wpc="http://schemas.microsoft.com/office/word/2010/wordprocessingCanvas" xmlns:mc="http://schemas.openxmlformats.org/markup-compatibility/2006" xmlns:o="urn:schemas-microsoft-com:office:office" xmlns:r="http://schemas.openxmlformats.org/officeDocument/2006/relationships" xmlns:m="http://schemas.openxmlformats.org/officeDocument/2006/math" xmlns:v="urn:schemas-microsoft-com:vml" xmlns:wp14="http://schemas.microsoft.com/office/word/2010/wordprocessingDrawing" xmlns:wp="http://schemas.openxmlformats.org/drawingml/2006/wordprocessingDrawing" xmlns:w10="urn:schemas-microsoft-com:office:word" xmlns:w="http://schemas.openxmlformats.org/wordprocessingml/2006/main" xmlns:w14="http://schemas.microsoft.com/office/word/2010/wordml" xmlns:w15="http://schemas.microsoft.com/office/word/2012/wordml" xmlns:wpg="http://schemas.microsoft.com/office/word/2010/wordprocessingGroup" xmlns:wpi="http://schemas.microsoft.com/office/word/2010/wordprocessingInk" xmlns:wne="http://schemas.microsoft.com/office/word/2006/wordml" xmlns:wps="http://schemas.microsoft.com/office/word/2010/wordprocessingShape" mc:Ignorable="w14 w15 wp14">
   <w:body>
     <w:p>
       <w:pPr>
@@ -40,6 +40,7 @@
           <w:noProof/>
           <w:sz w:val="28"/>
           <w:szCs w:val="28"/>
+          <w:lang w:val="en-US"/>
         </w:rPr>
         <w:drawing>
           <wp:anchor distT="0" distB="0" distL="114300" distR="114300" simplePos="0" relativeHeight="251659264" behindDoc="0" locked="0" layoutInCell="1" allowOverlap="1" wp14:anchorId="1187F037" wp14:editId="3613E1AF">
@@ -65,7 +66,7 @@
                     <pic:cNvPicPr/>
                   </pic:nvPicPr>
                   <pic:blipFill>
-                    <a:blip r:embed="rId5" cstate="print">
+                    <a:blip r:embed="rId7" cstate="print">
                       <a:extLst>
                         <a:ext uri="{28A0092B-C50C-407E-A947-70E740481C1C}">
                           <a14:useLocalDpi xmlns:a14="http://schemas.microsoft.com/office/drawing/2010/main" val="0"/>
@@ -103,6 +104,7 @@
           <w:noProof/>
           <w:sz w:val="28"/>
           <w:szCs w:val="28"/>
+          <w:lang w:val="en-US"/>
         </w:rPr>
         <w:drawing>
           <wp:anchor distT="0" distB="0" distL="114300" distR="114300" simplePos="0" relativeHeight="251658240" behindDoc="1" locked="0" layoutInCell="1" allowOverlap="1" wp14:anchorId="2EFFC322" wp14:editId="3BCCACF4">
@@ -128,7 +130,7 @@
                     <pic:cNvPicPr/>
                   </pic:nvPicPr>
                   <pic:blipFill>
-                    <a:blip r:embed="rId6" cstate="print">
+                    <a:blip r:embed="rId8" cstate="print">
                       <a:extLst>
                         <a:ext uri="{28A0092B-C50C-407E-A947-70E740481C1C}">
                           <a14:useLocalDpi xmlns:a14="http://schemas.microsoft.com/office/drawing/2010/main" val="0"/>
@@ -168,61 +170,7 @@
           <w:sz w:val="28"/>
           <w:szCs w:val="28"/>
         </w:rPr>
-        <w:t xml:space="preserve">Sử dụng AI để hỗ trợ cài đặt và cấu hình trình duyệt </w:t>
-      </w:r>
-      <w:proofErr w:type="spellStart"/>
-      <w:r>
-        <w:rPr>
-          <w:rFonts w:asciiTheme="majorHAnsi" w:hAnsiTheme="majorHAnsi" w:cstheme="majorHAnsi"/>
-          <w:b/>
-          <w:bCs/>
-          <w:sz w:val="28"/>
-          <w:szCs w:val="28"/>
-        </w:rPr>
-        <w:t>Chrome</w:t>
-      </w:r>
-      <w:proofErr w:type="spellEnd"/>
-      <w:r>
-        <w:rPr>
-          <w:rFonts w:asciiTheme="majorHAnsi" w:hAnsiTheme="majorHAnsi" w:cstheme="majorHAnsi"/>
-          <w:b/>
-          <w:bCs/>
-          <w:sz w:val="28"/>
-          <w:szCs w:val="28"/>
-        </w:rPr>
-        <w:t xml:space="preserve"> hoặc phần mềm</w:t>
-      </w:r>
-      <w:r>
-        <w:rPr>
-          <w:rFonts w:asciiTheme="majorHAnsi" w:hAnsiTheme="majorHAnsi" w:cstheme="majorHAnsi"/>
-          <w:b/>
-          <w:bCs/>
-          <w:sz w:val="28"/>
-          <w:szCs w:val="28"/>
-        </w:rPr>
-        <w:t xml:space="preserve"> </w:t>
-      </w:r>
-      <w:proofErr w:type="spellStart"/>
-      <w:r>
-        <w:rPr>
-          <w:rFonts w:asciiTheme="majorHAnsi" w:hAnsiTheme="majorHAnsi" w:cstheme="majorHAnsi"/>
-          <w:b/>
-          <w:bCs/>
-          <w:sz w:val="28"/>
-          <w:szCs w:val="28"/>
-        </w:rPr>
-        <w:t>Notepad</w:t>
-      </w:r>
-      <w:proofErr w:type="spellEnd"/>
-      <w:r>
-        <w:rPr>
-          <w:rFonts w:asciiTheme="majorHAnsi" w:hAnsiTheme="majorHAnsi" w:cstheme="majorHAnsi"/>
-          <w:b/>
-          <w:bCs/>
-          <w:sz w:val="28"/>
-          <w:szCs w:val="28"/>
-        </w:rPr>
-        <w:t>++.</w:t>
+        <w:t>Sử dụng AI để hỗ trợ cài đặt và cấu hình trình duyệt Chrome hoặc phần mềm Notepad++.</w:t>
       </w:r>
       <w:r>
         <w:rPr>
@@ -250,8 +198,7 @@
         </w:rPr>
         <w:t xml:space="preserve">Truy cập vào </w:t>
       </w:r>
-      <w:hyperlink r:id="rId7" w:history="1">
-        <w:proofErr w:type="spellStart"/>
+      <w:hyperlink r:id="rId9" w:history="1">
         <w:r>
           <w:rPr>
             <w:rStyle w:val="Hyperlink"/>
@@ -262,59 +209,8 @@
             <w:sz w:val="28"/>
             <w:szCs w:val="28"/>
           </w:rPr>
-          <w:t>Google</w:t>
+          <w:t>Google Gemini</w:t>
         </w:r>
-        <w:proofErr w:type="spellEnd"/>
-        <w:r>
-          <w:rPr>
-            <w:rStyle w:val="Hyperlink"/>
-            <w:rFonts w:asciiTheme="majorHAnsi" w:hAnsiTheme="majorHAnsi" w:cstheme="majorHAnsi"/>
-            <w:b/>
-            <w:bCs/>
-            <w:color w:val="EE0000"/>
-            <w:sz w:val="28"/>
-            <w:szCs w:val="28"/>
-          </w:rPr>
-          <w:t xml:space="preserve"> </w:t>
-        </w:r>
-        <w:proofErr w:type="spellStart"/>
-        <w:r>
-          <w:rPr>
-            <w:rStyle w:val="Hyperlink"/>
-            <w:rFonts w:asciiTheme="majorHAnsi" w:hAnsiTheme="majorHAnsi" w:cstheme="majorHAnsi"/>
-            <w:b/>
-            <w:bCs/>
-            <w:color w:val="EE0000"/>
-            <w:sz w:val="28"/>
-            <w:szCs w:val="28"/>
-          </w:rPr>
-          <w:t>Gemi</w:t>
-        </w:r>
-        <w:r>
-          <w:rPr>
-            <w:rStyle w:val="Hyperlink"/>
-            <w:rFonts w:asciiTheme="majorHAnsi" w:hAnsiTheme="majorHAnsi" w:cstheme="majorHAnsi"/>
-            <w:b/>
-            <w:bCs/>
-            <w:color w:val="EE0000"/>
-            <w:sz w:val="28"/>
-            <w:szCs w:val="28"/>
-          </w:rPr>
-          <w:t>n</w:t>
-        </w:r>
-        <w:r>
-          <w:rPr>
-            <w:rStyle w:val="Hyperlink"/>
-            <w:rFonts w:asciiTheme="majorHAnsi" w:hAnsiTheme="majorHAnsi" w:cstheme="majorHAnsi"/>
-            <w:b/>
-            <w:bCs/>
-            <w:color w:val="EE0000"/>
-            <w:sz w:val="28"/>
-            <w:szCs w:val="28"/>
-          </w:rPr>
-          <w:t>i</w:t>
-        </w:r>
-        <w:proofErr w:type="spellEnd"/>
       </w:hyperlink>
       <w:r>
         <w:rPr>
@@ -332,93 +228,7 @@
           <w:sz w:val="28"/>
           <w:szCs w:val="28"/>
         </w:rPr>
-        <w:t>“</w:t>
-      </w:r>
-      <w:r>
-        <w:rPr>
-          <w:rFonts w:asciiTheme="majorHAnsi" w:hAnsiTheme="majorHAnsi" w:cstheme="majorHAnsi"/>
-          <w:i/>
-          <w:iCs/>
-          <w:sz w:val="28"/>
-          <w:szCs w:val="28"/>
-        </w:rPr>
-        <w:t xml:space="preserve">Hướng dẫn chi tiết cài đặt </w:t>
-      </w:r>
-      <w:proofErr w:type="spellStart"/>
-      <w:r>
-        <w:rPr>
-          <w:rFonts w:asciiTheme="majorHAnsi" w:hAnsiTheme="majorHAnsi" w:cstheme="majorHAnsi"/>
-          <w:i/>
-          <w:iCs/>
-          <w:sz w:val="28"/>
-          <w:szCs w:val="28"/>
-        </w:rPr>
-        <w:t>Notepad</w:t>
-      </w:r>
-      <w:proofErr w:type="spellEnd"/>
-      <w:r>
-        <w:rPr>
-          <w:rFonts w:asciiTheme="majorHAnsi" w:hAnsiTheme="majorHAnsi" w:cstheme="majorHAnsi"/>
-          <w:i/>
-          <w:iCs/>
-          <w:sz w:val="28"/>
-          <w:szCs w:val="28"/>
-        </w:rPr>
-        <w:t xml:space="preserve">++ trên Windows 11 và cấu hình để viết </w:t>
-      </w:r>
-      <w:proofErr w:type="spellStart"/>
-      <w:r>
-        <w:rPr>
-          <w:rFonts w:asciiTheme="majorHAnsi" w:hAnsiTheme="majorHAnsi" w:cstheme="majorHAnsi"/>
-          <w:i/>
-          <w:iCs/>
-          <w:sz w:val="28"/>
-          <w:szCs w:val="28"/>
-        </w:rPr>
-        <w:t>code</w:t>
-      </w:r>
-      <w:proofErr w:type="spellEnd"/>
-      <w:r>
-        <w:rPr>
-          <w:rFonts w:asciiTheme="majorHAnsi" w:hAnsiTheme="majorHAnsi" w:cstheme="majorHAnsi"/>
-          <w:i/>
-          <w:iCs/>
-          <w:sz w:val="28"/>
-          <w:szCs w:val="28"/>
-        </w:rPr>
-        <w:t xml:space="preserve"> </w:t>
-      </w:r>
-      <w:proofErr w:type="spellStart"/>
-      <w:r>
-        <w:rPr>
-          <w:rFonts w:asciiTheme="majorHAnsi" w:hAnsiTheme="majorHAnsi" w:cstheme="majorHAnsi"/>
-          <w:i/>
-          <w:iCs/>
-          <w:sz w:val="28"/>
-          <w:szCs w:val="28"/>
-        </w:rPr>
-        <w:t>Python</w:t>
-      </w:r>
-      <w:proofErr w:type="spellEnd"/>
-      <w:r>
-        <w:rPr>
-          <w:rFonts w:asciiTheme="majorHAnsi" w:hAnsiTheme="majorHAnsi" w:cstheme="majorHAnsi"/>
-          <w:i/>
-          <w:iCs/>
-          <w:sz w:val="28"/>
-          <w:szCs w:val="28"/>
-        </w:rPr>
-        <w:t>.</w:t>
-      </w:r>
-      <w:r>
-        <w:rPr>
-          <w:rFonts w:asciiTheme="majorHAnsi" w:hAnsiTheme="majorHAnsi" w:cstheme="majorHAnsi"/>
-          <w:i/>
-          <w:iCs/>
-          <w:sz w:val="28"/>
-          <w:szCs w:val="28"/>
-        </w:rPr>
-        <w:t>”</w:t>
+        <w:t>“Hướng dẫn chi tiết cài đặt Notepad++ trên Windows 11 và cấu hình để viết code Python.”</w:t>
       </w:r>
       <w:r>
         <w:rPr>
@@ -538,7 +348,7 @@
         </w:rPr>
         <w:t xml:space="preserve"> (</w:t>
       </w:r>
-      <w:hyperlink r:id="rId8" w:history="1">
+      <w:hyperlink r:id="rId10" w:history="1">
         <w:r>
           <w:rPr>
             <w:rStyle w:val="Hyperlink"/>
@@ -650,6 +460,7 @@
       <w:r>
         <w:rPr>
           <w:noProof/>
+          <w:lang w:val="en-US"/>
         </w:rPr>
         <w:lastRenderedPageBreak/>
         <w:drawing>
@@ -676,7 +487,7 @@
                     <pic:cNvPicPr/>
                   </pic:nvPicPr>
                   <pic:blipFill>
-                    <a:blip r:embed="rId9" cstate="print">
+                    <a:blip r:embed="rId11" cstate="print">
                       <a:extLst>
                         <a:ext uri="{28A0092B-C50C-407E-A947-70E740481C1C}">
                           <a14:useLocalDpi xmlns:a14="http://schemas.microsoft.com/office/drawing/2010/main" val="0"/>
@@ -714,6 +525,7 @@
           <w:noProof/>
           <w:sz w:val="28"/>
           <w:szCs w:val="28"/>
+          <w:lang w:val="en-US"/>
         </w:rPr>
         <w:drawing>
           <wp:anchor distT="0" distB="0" distL="114300" distR="114300" simplePos="0" relativeHeight="251662336" behindDoc="0" locked="0" layoutInCell="1" allowOverlap="1" wp14:anchorId="2C0913F8" wp14:editId="7765FDF9">
@@ -739,7 +551,7 @@
                     <pic:cNvPicPr/>
                   </pic:nvPicPr>
                   <pic:blipFill>
-                    <a:blip r:embed="rId10" cstate="print">
+                    <a:blip r:embed="rId12" cstate="print">
                       <a:extLst>
                         <a:ext uri="{28A0092B-C50C-407E-A947-70E740481C1C}">
                           <a14:useLocalDpi xmlns:a14="http://schemas.microsoft.com/office/drawing/2010/main" val="0"/>
@@ -852,6 +664,7 @@
           <w:noProof/>
           <w:sz w:val="28"/>
           <w:szCs w:val="28"/>
+          <w:lang w:val="en-US"/>
         </w:rPr>
         <w:drawing>
           <wp:anchor distT="0" distB="0" distL="114300" distR="114300" simplePos="0" relativeHeight="251661312" behindDoc="0" locked="0" layoutInCell="1" allowOverlap="1" wp14:anchorId="7CC0F6D5" wp14:editId="27157DEA">
@@ -877,7 +690,7 @@
                     <pic:cNvPicPr/>
                   </pic:nvPicPr>
                   <pic:blipFill>
-                    <a:blip r:embed="rId11" cstate="print">
+                    <a:blip r:embed="rId13" cstate="print">
                       <a:extLst>
                         <a:ext uri="{28A0092B-C50C-407E-A947-70E740481C1C}">
                           <a14:useLocalDpi xmlns:a14="http://schemas.microsoft.com/office/drawing/2010/main" val="0"/>
@@ -940,7 +753,7 @@
         </w:rPr>
         <w:t xml:space="preserve">- Truy câp trang </w:t>
       </w:r>
-      <w:hyperlink r:id="rId12" w:history="1">
+      <w:hyperlink r:id="rId14" w:history="1">
         <w:r>
           <w:rPr>
             <w:rStyle w:val="Hyperlink"/>
@@ -951,67 +764,7 @@
             <w:sz w:val="28"/>
             <w:szCs w:val="28"/>
           </w:rPr>
-          <w:t>notepad-plus-p</w:t>
-        </w:r>
-        <w:r>
-          <w:rPr>
-            <w:rStyle w:val="Hyperlink"/>
-            <w:rFonts w:asciiTheme="majorHAnsi" w:hAnsiTheme="majorHAnsi" w:cstheme="majorHAnsi"/>
-            <w:b/>
-            <w:bCs/>
-            <w:noProof/>
-            <w:sz w:val="28"/>
-            <w:szCs w:val="28"/>
-          </w:rPr>
-          <w:t>l</w:t>
-        </w:r>
-        <w:r>
-          <w:rPr>
-            <w:rStyle w:val="Hyperlink"/>
-            <w:rFonts w:asciiTheme="majorHAnsi" w:hAnsiTheme="majorHAnsi" w:cstheme="majorHAnsi"/>
-            <w:b/>
-            <w:bCs/>
-            <w:noProof/>
-            <w:sz w:val="28"/>
-            <w:szCs w:val="28"/>
-          </w:rPr>
-          <w:t>us</w:t>
-        </w:r>
-        <w:r>
-          <w:rPr>
-            <w:rStyle w:val="Hyperlink"/>
-            <w:rFonts w:asciiTheme="majorHAnsi" w:hAnsiTheme="majorHAnsi" w:cstheme="majorHAnsi"/>
-            <w:b/>
-            <w:bCs/>
-            <w:noProof/>
-            <w:sz w:val="28"/>
-            <w:szCs w:val="28"/>
-          </w:rPr>
-          <w:t>.</w:t>
-        </w:r>
-        <w:r>
-          <w:rPr>
-            <w:rStyle w:val="Hyperlink"/>
-            <w:rFonts w:asciiTheme="majorHAnsi" w:hAnsiTheme="majorHAnsi" w:cstheme="majorHAnsi"/>
-            <w:b/>
-            <w:bCs/>
-            <w:noProof/>
-            <w:sz w:val="28"/>
-            <w:szCs w:val="28"/>
-          </w:rPr>
-          <w:t>o</w:t>
-        </w:r>
-        <w:r>
-          <w:rPr>
-            <w:rStyle w:val="Hyperlink"/>
-            <w:rFonts w:asciiTheme="majorHAnsi" w:hAnsiTheme="majorHAnsi" w:cstheme="majorHAnsi"/>
-            <w:b/>
-            <w:bCs/>
-            <w:noProof/>
-            <w:sz w:val="28"/>
-            <w:szCs w:val="28"/>
-          </w:rPr>
-          <w:t>rg</w:t>
+          <w:t>notepad-plus-plus.org</w:t>
         </w:r>
       </w:hyperlink>
       <w:r>
@@ -1299,6 +1052,7 @@
           <w:noProof/>
           <w:sz w:val="28"/>
           <w:szCs w:val="28"/>
+          <w:lang w:val="en-US"/>
         </w:rPr>
         <w:drawing>
           <wp:anchor distT="0" distB="0" distL="114300" distR="114300" simplePos="0" relativeHeight="251663360" behindDoc="0" locked="0" layoutInCell="1" allowOverlap="1" wp14:anchorId="60B3D165" wp14:editId="74BC9361">
@@ -1324,7 +1078,7 @@
                     <pic:cNvPicPr/>
                   </pic:nvPicPr>
                   <pic:blipFill>
-                    <a:blip r:embed="rId13">
+                    <a:blip r:embed="rId15">
                       <a:extLst>
                         <a:ext uri="{28A0092B-C50C-407E-A947-70E740481C1C}">
                           <a14:useLocalDpi xmlns:a14="http://schemas.microsoft.com/office/drawing/2010/main" val="0"/>
@@ -1501,15 +1255,15 @@
           <w:noProof/>
           <w:sz w:val="28"/>
           <w:szCs w:val="28"/>
+        </w:rPr>
+      </w:pPr>
+      <w:r>
+        <w:rPr>
+          <w:rFonts w:asciiTheme="majorHAnsi" w:hAnsiTheme="majorHAnsi" w:cstheme="majorHAnsi"/>
+          <w:noProof/>
+          <w:sz w:val="28"/>
+          <w:szCs w:val="28"/>
           <w:lang w:val="en-US"/>
-        </w:rPr>
-      </w:pPr>
-      <w:r>
-        <w:rPr>
-          <w:rFonts w:asciiTheme="majorHAnsi" w:hAnsiTheme="majorHAnsi" w:cstheme="majorHAnsi"/>
-          <w:noProof/>
-          <w:sz w:val="28"/>
-          <w:szCs w:val="28"/>
         </w:rPr>
         <w:drawing>
           <wp:anchor distT="0" distB="0" distL="114300" distR="114300" simplePos="0" relativeHeight="251664384" behindDoc="0" locked="0" layoutInCell="1" allowOverlap="1" wp14:anchorId="716E0ECF" wp14:editId="2DC2D942">
@@ -1535,7 +1289,7 @@
                     <pic:cNvPicPr/>
                   </pic:nvPicPr>
                   <pic:blipFill>
-                    <a:blip r:embed="rId14" cstate="print">
+                    <a:blip r:embed="rId16" cstate="print">
                       <a:extLst>
                         <a:ext uri="{28A0092B-C50C-407E-A947-70E740481C1C}">
                           <a14:useLocalDpi xmlns:a14="http://schemas.microsoft.com/office/drawing/2010/main" val="0"/>
@@ -1613,12 +1367,19 @@
         </w:rPr>
         <w:br/>
       </w:r>
-      <w:r>
-        <w:rPr>
-          <w:rFonts w:asciiTheme="majorHAnsi" w:hAnsiTheme="majorHAnsi" w:cstheme="majorHAnsi"/>
-          <w:noProof/>
-          <w:sz w:val="28"/>
-          <w:szCs w:val="28"/>
+    </w:p>
+    <w:p>
+      <w:pPr>
+        <w:rPr>
+          <w:rFonts w:asciiTheme="majorHAnsi" w:hAnsiTheme="majorHAnsi" w:cstheme="majorHAnsi"/>
+          <w:noProof/>
+          <w:lang w:val="en-US"/>
+        </w:rPr>
+      </w:pPr>
+      <w:r>
+        <w:rPr>
+          <w:rFonts w:asciiTheme="majorHAnsi" w:hAnsiTheme="majorHAnsi" w:cstheme="majorHAnsi"/>
+          <w:noProof/>
         </w:rPr>
         <w:lastRenderedPageBreak/>
         <w:t xml:space="preserve">- Bấm </w:t>
@@ -1629,8 +1390,6 @@
           <w:b/>
           <w:bCs/>
           <w:noProof/>
-          <w:sz w:val="28"/>
-          <w:szCs w:val="28"/>
         </w:rPr>
         <w:t>Run hoặc F5</w:t>
       </w:r>
@@ -1638,8 +1397,6 @@
         <w:rPr>
           <w:rFonts w:asciiTheme="majorHAnsi" w:hAnsiTheme="majorHAnsi" w:cstheme="majorHAnsi"/>
           <w:noProof/>
-          <w:sz w:val="28"/>
-          <w:szCs w:val="28"/>
         </w:rPr>
         <w:t xml:space="preserve"> để chạy lệnh</w:t>
       </w:r>
@@ -1647,8 +1404,6 @@
         <w:rPr>
           <w:rFonts w:asciiTheme="majorHAnsi" w:hAnsiTheme="majorHAnsi" w:cstheme="majorHAnsi"/>
           <w:noProof/>
-          <w:sz w:val="28"/>
-          <w:szCs w:val="28"/>
           <w:lang w:val="en-US"/>
         </w:rPr>
         <w:t xml:space="preserve"> </w:t>
@@ -1656,9 +1411,31 @@
       <w:r>
         <w:rPr>
           <w:rFonts w:asciiTheme="majorHAnsi" w:hAnsiTheme="majorHAnsi" w:cstheme="majorHAnsi"/>
-          <w:noProof/>
-          <w:sz w:val="28"/>
-          <w:szCs w:val="28"/>
+          <w:i/>
+          <w:noProof/>
+          <w:lang w:val="en-US"/>
+        </w:rPr>
+        <w:t>cmd /k python –u "$(FULL_CURRENT_PATH)"</w:t>
+      </w:r>
+      <w:r>
+        <w:rPr>
+          <w:rFonts w:asciiTheme="majorHAnsi" w:hAnsiTheme="majorHAnsi" w:cstheme="majorHAnsi"/>
+          <w:noProof/>
+        </w:rPr>
+        <w:t xml:space="preserve"> và bấm </w:t>
+      </w:r>
+      <w:r>
+        <w:rPr>
+          <w:rFonts w:asciiTheme="majorHAnsi" w:hAnsiTheme="majorHAnsi" w:cstheme="majorHAnsi"/>
+          <w:b/>
+          <w:noProof/>
+        </w:rPr>
+        <w:t>Run</w:t>
+      </w:r>
+      <w:r>
+        <w:rPr>
+          <w:rFonts w:asciiTheme="majorHAnsi" w:hAnsiTheme="majorHAnsi" w:cstheme="majorHAnsi"/>
+          <w:noProof/>
           <w:lang w:val="en-US"/>
         </w:rPr>
         <w:drawing>
@@ -1677,7 +1454,7 @@
                     <pic:cNvPicPr/>
                   </pic:nvPicPr>
                   <pic:blipFill>
-                    <a:blip r:embed="rId15" cstate="print">
+                    <a:blip r:embed="rId17" cstate="print">
                       <a:extLst>
                         <a:ext uri="{28A0092B-C50C-407E-A947-70E740481C1C}">
                           <a14:useLocalDpi xmlns:a14="http://schemas.microsoft.com/office/drawing/2010/main" val="0"/>
@@ -1703,6 +1480,8 @@
           </wp:inline>
         </w:drawing>
       </w:r>
+      <w:bookmarkStart w:id="0" w:name="_GoBack"/>
+      <w:bookmarkEnd w:id="0"/>
     </w:p>
     <w:sectPr>
       <w:pgSz w:w="11906" w:h="16838" w:code="9"/>
@@ -1714,9 +1493,59 @@
 </w:document>
 </file>
 
+<file path=word/endnotes.xml><?xml version="1.0" encoding="utf-8"?>
+<w:endnotes xmlns:wpc="http://schemas.microsoft.com/office/word/2010/wordprocessingCanvas" xmlns:mc="http://schemas.openxmlformats.org/markup-compatibility/2006" xmlns:o="urn:schemas-microsoft-com:office:office" xmlns:r="http://schemas.openxmlformats.org/officeDocument/2006/relationships" xmlns:m="http://schemas.openxmlformats.org/officeDocument/2006/math" xmlns:v="urn:schemas-microsoft-com:vml" xmlns:wp14="http://schemas.microsoft.com/office/word/2010/wordprocessingDrawing" xmlns:wp="http://schemas.openxmlformats.org/drawingml/2006/wordprocessingDrawing" xmlns:w10="urn:schemas-microsoft-com:office:word" xmlns:w="http://schemas.openxmlformats.org/wordprocessingml/2006/main" xmlns:w14="http://schemas.microsoft.com/office/word/2010/wordml" xmlns:w15="http://schemas.microsoft.com/office/word/2012/wordml" xmlns:wpg="http://schemas.microsoft.com/office/word/2010/wordprocessingGroup" xmlns:wpi="http://schemas.microsoft.com/office/word/2010/wordprocessingInk" xmlns:wne="http://schemas.microsoft.com/office/word/2006/wordml" xmlns:wps="http://schemas.microsoft.com/office/word/2010/wordprocessingShape" mc:Ignorable="w14 w15 wp14">
+  <w:endnote w:type="separator" w:id="-1">
+    <w:p>
+      <w:pPr>
+        <w:spacing w:after="0" w:line="240" w:lineRule="auto"/>
+      </w:pPr>
+      <w:r>
+        <w:separator/>
+      </w:r>
+    </w:p>
+  </w:endnote>
+  <w:endnote w:type="continuationSeparator" w:id="0">
+    <w:p>
+      <w:pPr>
+        <w:spacing w:after="0" w:line="240" w:lineRule="auto"/>
+      </w:pPr>
+      <w:r>
+        <w:continuationSeparator/>
+      </w:r>
+    </w:p>
+  </w:endnote>
+</w:endnotes>
+</file>
+
+<file path=word/footnotes.xml><?xml version="1.0" encoding="utf-8"?>
+<w:footnotes xmlns:wpc="http://schemas.microsoft.com/office/word/2010/wordprocessingCanvas" xmlns:mc="http://schemas.openxmlformats.org/markup-compatibility/2006" xmlns:o="urn:schemas-microsoft-com:office:office" xmlns:r="http://schemas.openxmlformats.org/officeDocument/2006/relationships" xmlns:m="http://schemas.openxmlformats.org/officeDocument/2006/math" xmlns:v="urn:schemas-microsoft-com:vml" xmlns:wp14="http://schemas.microsoft.com/office/word/2010/wordprocessingDrawing" xmlns:wp="http://schemas.openxmlformats.org/drawingml/2006/wordprocessingDrawing" xmlns:w10="urn:schemas-microsoft-com:office:word" xmlns:w="http://schemas.openxmlformats.org/wordprocessingml/2006/main" xmlns:w14="http://schemas.microsoft.com/office/word/2010/wordml" xmlns:w15="http://schemas.microsoft.com/office/word/2012/wordml" xmlns:wpg="http://schemas.microsoft.com/office/word/2010/wordprocessingGroup" xmlns:wpi="http://schemas.microsoft.com/office/word/2010/wordprocessingInk" xmlns:wne="http://schemas.microsoft.com/office/word/2006/wordml" xmlns:wps="http://schemas.microsoft.com/office/word/2010/wordprocessingShape" mc:Ignorable="w14 w15 wp14">
+  <w:footnote w:type="separator" w:id="-1">
+    <w:p>
+      <w:pPr>
+        <w:spacing w:after="0" w:line="240" w:lineRule="auto"/>
+      </w:pPr>
+      <w:r>
+        <w:separator/>
+      </w:r>
+    </w:p>
+  </w:footnote>
+  <w:footnote w:type="continuationSeparator" w:id="0">
+    <w:p>
+      <w:pPr>
+        <w:spacing w:after="0" w:line="240" w:lineRule="auto"/>
+      </w:pPr>
+      <w:r>
+        <w:continuationSeparator/>
+      </w:r>
+    </w:p>
+  </w:footnote>
+</w:footnotes>
+</file>
+
 <file path=word/numbering.xml><?xml version="1.0" encoding="utf-8"?>
-<w:numbering xmlns:wpc="http://schemas.microsoft.com/office/word/2010/wordprocessingCanvas" xmlns:cx="http://schemas.microsoft.com/office/drawing/2014/chartex" xmlns:cx1="http://schemas.microsoft.com/office/drawing/2015/9/8/chartex" xmlns:cx2="http://schemas.microsoft.com/office/drawing/2015/10/21/chartex" xmlns:cx3="http://schemas.microsoft.com/office/drawing/2016/5/9/chartex" xmlns:cx4="http://schemas.microsoft.com/office/drawing/2016/5/10/chartex" xmlns:cx5="http://schemas.microsoft.com/office/drawing/2016/5/11/chartex" xmlns:cx6="http://schemas.microsoft.com/office/drawing/2016/5/12/chartex" xmlns:cx7="http://schemas.microsoft.com/office/drawing/2016/5/13/chartex" xmlns:cx8="http://schemas.microsoft.com/office/drawing/2016/5/14/chartex" xmlns:mc="http://schemas.openxmlformats.org/markup-compatibility/2006" xmlns:aink="http://schemas.microsoft.com/office/drawing/2016/ink" xmlns:am3d="http://schemas.microsoft.com/office/drawing/2017/model3d" xmlns:o="urn:schemas-microsoft-com:office:office" xmlns:oel="http://schemas.microsoft.com/office/2019/extlst" xmlns:r="http://schemas.openxmlformats.org/officeDocument/2006/relationships" xmlns:m="http://schemas.openxmlformats.org/officeDocument/2006/math" xmlns:v="urn:schemas-microsoft-com:vml" xmlns:wp14="http://schemas.microsoft.com/office/word/2010/wordprocessingDrawing" xmlns:wp="http://schemas.openxmlformats.org/drawingml/2006/wordprocessingDrawing" xmlns:w10="urn:schemas-microsoft-com:office:word" xmlns:w="http://schemas.openxmlformats.org/wordprocessingml/2006/main" xmlns:w14="http://schemas.microsoft.com/office/word/2010/wordml" xmlns:w15="http://schemas.microsoft.com/office/word/2012/wordml" xmlns:w16cex="http://schemas.microsoft.com/office/word/2018/wordml/cex" xmlns:w16cid="http://schemas.microsoft.com/office/word/2016/wordml/cid" xmlns:w16="http://schemas.microsoft.com/office/word/2018/wordml" xmlns:w16du="http://schemas.microsoft.com/office/word/2023/wordml/word16du" xmlns:w16sdtdh="http://schemas.microsoft.com/office/word/2020/wordml/sdtdatahash" xmlns:w16sdtfl="http://schemas.microsoft.com/office/word/2024/wordml/sdtformatlock" xmlns:w16se="http://schemas.microsoft.com/office/word/2015/wordml/symex" xmlns:wpg="http://schemas.microsoft.com/office/word/2010/wordprocessingGroup" xmlns:wpi="http://schemas.microsoft.com/office/word/2010/wordprocessingInk" xmlns:wne="http://schemas.microsoft.com/office/word/2006/wordml" xmlns:wps="http://schemas.microsoft.com/office/word/2010/wordprocessingShape" mc:Ignorable="w14 w15 w16se w16cid w16 w16cex w16sdtdh w16sdtfl w16du wp14">
-  <w:abstractNum w:abstractNumId="0" w15:restartNumberingAfterBreak="0">
+<w:numbering xmlns:wpc="http://schemas.microsoft.com/office/word/2010/wordprocessingCanvas" xmlns:mc="http://schemas.openxmlformats.org/markup-compatibility/2006" xmlns:o="urn:schemas-microsoft-com:office:office" xmlns:r="http://schemas.openxmlformats.org/officeDocument/2006/relationships" xmlns:m="http://schemas.openxmlformats.org/officeDocument/2006/math" xmlns:v="urn:schemas-microsoft-com:vml" xmlns:wp14="http://schemas.microsoft.com/office/word/2010/wordprocessingDrawing" xmlns:wp="http://schemas.openxmlformats.org/drawingml/2006/wordprocessingDrawing" xmlns:w10="urn:schemas-microsoft-com:office:word" xmlns:w="http://schemas.openxmlformats.org/wordprocessingml/2006/main" xmlns:w14="http://schemas.microsoft.com/office/word/2010/wordml" xmlns:w15="http://schemas.microsoft.com/office/word/2012/wordml" xmlns:wpg="http://schemas.microsoft.com/office/word/2010/wordprocessingGroup" xmlns:wpi="http://schemas.microsoft.com/office/word/2010/wordprocessingInk" xmlns:wne="http://schemas.microsoft.com/office/word/2006/wordml" xmlns:wps="http://schemas.microsoft.com/office/word/2010/wordprocessingShape" mc:Ignorable="w14 w15 wp14">
+  <w:abstractNum w:abstractNumId="0">
     <w:nsid w:val="263162EB"/>
     <w:multiLevelType w:val="hybridMultilevel"/>
     <w:tmpl w:val="5DAC266C"/>
@@ -1828,7 +1657,7 @@
       </w:rPr>
     </w:lvl>
   </w:abstractNum>
-  <w:abstractNum w:abstractNumId="1" w15:restartNumberingAfterBreak="0">
+  <w:abstractNum w:abstractNumId="1">
     <w:nsid w:val="38624D2E"/>
     <w:multiLevelType w:val="hybridMultilevel"/>
     <w:tmpl w:val="07B4C66E"/>
@@ -1940,7 +1769,7 @@
       </w:rPr>
     </w:lvl>
   </w:abstractNum>
-  <w:abstractNum w:abstractNumId="2" w15:restartNumberingAfterBreak="0">
+  <w:abstractNum w:abstractNumId="2">
     <w:nsid w:val="534A067A"/>
     <w:multiLevelType w:val="hybridMultilevel"/>
     <w:tmpl w:val="EB64157A"/>
@@ -2054,7 +1883,7 @@
       </w:rPr>
     </w:lvl>
   </w:abstractNum>
-  <w:abstractNum w:abstractNumId="3" w15:restartNumberingAfterBreak="0">
+  <w:abstractNum w:abstractNumId="3">
     <w:nsid w:val="61BD53E1"/>
     <w:multiLevelType w:val="hybridMultilevel"/>
     <w:tmpl w:val="FE2EEBD0"/>
@@ -2166,23 +1995,23 @@
       </w:rPr>
     </w:lvl>
   </w:abstractNum>
-  <w:num w:numId="1" w16cid:durableId="1031497827">
+  <w:num w:numId="1">
     <w:abstractNumId w:val="0"/>
   </w:num>
-  <w:num w:numId="2" w16cid:durableId="1338386056">
+  <w:num w:numId="2">
     <w:abstractNumId w:val="2"/>
   </w:num>
-  <w:num w:numId="3" w16cid:durableId="2024741578">
+  <w:num w:numId="3">
     <w:abstractNumId w:val="3"/>
   </w:num>
-  <w:num w:numId="4" w16cid:durableId="937248234">
+  <w:num w:numId="4">
     <w:abstractNumId w:val="1"/>
   </w:num>
 </w:numbering>
 </file>
 
 <file path=word/styles.xml><?xml version="1.0" encoding="utf-8"?>
-<w:styles xmlns:mc="http://schemas.openxmlformats.org/markup-compatibility/2006" xmlns:r="http://schemas.openxmlformats.org/officeDocument/2006/relationships" xmlns:w="http://schemas.openxmlformats.org/wordprocessingml/2006/main" xmlns:w14="http://schemas.microsoft.com/office/word/2010/wordml" xmlns:w15="http://schemas.microsoft.com/office/word/2012/wordml" xmlns:w16cex="http://schemas.microsoft.com/office/word/2018/wordml/cex" xmlns:w16cid="http://schemas.microsoft.com/office/word/2016/wordml/cid" xmlns:w16="http://schemas.microsoft.com/office/word/2018/wordml" xmlns:w16du="http://schemas.microsoft.com/office/word/2023/wordml/word16du" xmlns:w16sdtdh="http://schemas.microsoft.com/office/word/2020/wordml/sdtdatahash" xmlns:w16sdtfl="http://schemas.microsoft.com/office/word/2024/wordml/sdtformatlock" xmlns:w16se="http://schemas.microsoft.com/office/word/2015/wordml/symex" mc:Ignorable="w14 w15 w16se w16cid w16 w16cex w16sdtdh w16sdtfl w16du">
+<w:styles xmlns:mc="http://schemas.openxmlformats.org/markup-compatibility/2006" xmlns:r="http://schemas.openxmlformats.org/officeDocument/2006/relationships" xmlns:w="http://schemas.openxmlformats.org/wordprocessingml/2006/main" xmlns:w14="http://schemas.microsoft.com/office/word/2010/wordml" xmlns:w15="http://schemas.microsoft.com/office/word/2012/wordml" mc:Ignorable="w14 w15">
   <w:docDefaults>
     <w:rPrDefault>
       <w:rPr>
@@ -2200,7 +2029,7 @@
       </w:pPr>
     </w:pPrDefault>
   </w:docDefaults>
-  <w:latentStyles w:defLockedState="0" w:defUIPriority="99" w:defSemiHidden="0" w:defUnhideWhenUsed="0" w:defQFormat="0" w:count="376">
+  <w:latentStyles w:defLockedState="0" w:defUIPriority="99" w:defSemiHidden="0" w:defUnhideWhenUsed="0" w:defQFormat="0" w:count="371">
     <w:lsdException w:name="Normal" w:uiPriority="0" w:qFormat="1"/>
     <w:lsdException w:name="heading 1" w:uiPriority="9" w:qFormat="1"/>
     <w:lsdException w:name="heading 2" w:semiHidden="1" w:uiPriority="9" w:unhideWhenUsed="1" w:qFormat="1"/>
@@ -2572,11 +2401,6 @@
     <w:lsdException w:name="List Table 5 Dark Accent 6" w:uiPriority="50"/>
     <w:lsdException w:name="List Table 6 Colorful Accent 6" w:uiPriority="51"/>
     <w:lsdException w:name="List Table 7 Colorful Accent 6" w:uiPriority="52"/>
-    <w:lsdException w:name="Mention" w:semiHidden="1" w:unhideWhenUsed="1"/>
-    <w:lsdException w:name="Smart Hyperlink" w:semiHidden="1" w:unhideWhenUsed="1"/>
-    <w:lsdException w:name="Hashtag" w:semiHidden="1" w:unhideWhenUsed="1"/>
-    <w:lsdException w:name="Unresolved Mention" w:semiHidden="1" w:unhideWhenUsed="1"/>
-    <w:lsdException w:name="Smart Link" w:semiHidden="1" w:unhideWhenUsed="1"/>
   </w:latentStyles>
   <w:style w:type="paragraph" w:default="1" w:styleId="Normal">
     <w:name w:val="Normal"/>
@@ -2785,6 +2609,7 @@
   <w:style w:type="character" w:default="1" w:styleId="DefaultParagraphFont">
     <w:name w:val="Default Paragraph Font"/>
     <w:uiPriority w:val="1"/>
+    <w:semiHidden/>
     <w:unhideWhenUsed/>
   </w:style>
   <w:style w:type="table" w:default="1" w:styleId="TableNormal">
@@ -3109,7 +2934,7 @@
       <w:u w:val="single"/>
     </w:rPr>
   </w:style>
-  <w:style w:type="character" w:styleId="UnresolvedMention">
+  <w:style w:type="character" w:customStyle="1" w:styleId="UnresolvedMention">
     <w:name w:val="Unresolved Mention"/>
     <w:basedOn w:val="DefaultParagraphFont"/>
     <w:uiPriority w:val="99"/>
@@ -3132,6 +2957,50 @@
       <w:color w:val="96607D" w:themeColor="followedHyperlink"/>
       <w:u w:val="single"/>
     </w:rPr>
+  </w:style>
+  <w:style w:type="paragraph" w:styleId="Header">
+    <w:name w:val="header"/>
+    <w:basedOn w:val="Normal"/>
+    <w:link w:val="HeaderChar"/>
+    <w:uiPriority w:val="99"/>
+    <w:unhideWhenUsed/>
+    <w:rsid w:val="004A7916"/>
+    <w:pPr>
+      <w:tabs>
+        <w:tab w:val="center" w:pos="4680"/>
+        <w:tab w:val="right" w:pos="9360"/>
+      </w:tabs>
+      <w:spacing w:after="0" w:line="240" w:lineRule="auto"/>
+    </w:pPr>
+  </w:style>
+  <w:style w:type="character" w:customStyle="1" w:styleId="HeaderChar">
+    <w:name w:val="Header Char"/>
+    <w:basedOn w:val="DefaultParagraphFont"/>
+    <w:link w:val="Header"/>
+    <w:uiPriority w:val="99"/>
+    <w:rsid w:val="004A7916"/>
+  </w:style>
+  <w:style w:type="paragraph" w:styleId="Footer">
+    <w:name w:val="footer"/>
+    <w:basedOn w:val="Normal"/>
+    <w:link w:val="FooterChar"/>
+    <w:uiPriority w:val="99"/>
+    <w:unhideWhenUsed/>
+    <w:rsid w:val="004A7916"/>
+    <w:pPr>
+      <w:tabs>
+        <w:tab w:val="center" w:pos="4680"/>
+        <w:tab w:val="right" w:pos="9360"/>
+      </w:tabs>
+      <w:spacing w:after="0" w:line="240" w:lineRule="auto"/>
+    </w:pPr>
+  </w:style>
+  <w:style w:type="character" w:customStyle="1" w:styleId="FooterChar">
+    <w:name w:val="Footer Char"/>
+    <w:basedOn w:val="DefaultParagraphFont"/>
+    <w:link w:val="Footer"/>
+    <w:uiPriority w:val="99"/>
+    <w:rsid w:val="004A7916"/>
   </w:style>
 </w:styles>
 </file>
